--- a/data/employees/EMP034/AST-EMP034-03.docx
+++ b/data/employees/EMP034/AST-EMP034-03.docx
@@ -7,10 +7,7 @@
         <w:pStyle w:val="Heading1"/>
       </w:pPr>
       <w:r>
-        <w:rPr>
-          <w:sz w:val="36"/>
-        </w:rPr>
-        <w:t>Design specification - EMP034</w:t>
+        <w:t>Ast Emp034 03 - EMP034</w:t>
       </w:r>
     </w:p>
     <w:p>
@@ -18,130 +15,32 @@
         <w:pStyle w:val="Heading2"/>
       </w:pPr>
       <w:r>
-        <w:t>Document Metadata</w:t>
-      </w:r>
-    </w:p>
-    <w:tbl>
-      <w:tblPr>
-        <w:tblStyle w:val="TableGrid"/>
-        <w:tblW w:type="auto" w:w="0"/>
-        <w:tblLook w:firstColumn="1" w:firstRow="1" w:lastColumn="0" w:lastRow="0" w:noHBand="0" w:noVBand="1" w:val="04A0"/>
-      </w:tblPr>
-      <w:tblGrid>
-        <w:gridCol w:w="4320"/>
-        <w:gridCol w:w="4320"/>
-      </w:tblGrid>
-      <w:tr>
-        <w:tc>
-          <w:tcPr>
-            <w:tcW w:type="dxa" w:w="4320"/>
-          </w:tcPr>
-          <w:p>
-            <w:r>
-              <w:t>Author</w:t>
-            </w:r>
-          </w:p>
-        </w:tc>
-        <w:tc>
-          <w:tcPr>
-            <w:tcW w:type="dxa" w:w="4320"/>
-          </w:tcPr>
-          <w:p>
-            <w:r>
-              <w:t>Morgan Smith</w:t>
-            </w:r>
-          </w:p>
-        </w:tc>
-      </w:tr>
-      <w:tr>
-        <w:tc>
-          <w:tcPr>
-            <w:tcW w:type="dxa" w:w="4320"/>
-          </w:tcPr>
-          <w:p>
-            <w:r>
-              <w:t>Role / Department</w:t>
-            </w:r>
-          </w:p>
-        </w:tc>
-        <w:tc>
-          <w:tcPr>
-            <w:tcW w:type="dxa" w:w="4320"/>
-          </w:tcPr>
-          <w:p>
-            <w:r>
-              <w:t>Manager | HR</w:t>
-            </w:r>
-          </w:p>
-        </w:tc>
-      </w:tr>
-      <w:tr>
-        <w:tc>
-          <w:tcPr>
-            <w:tcW w:type="dxa" w:w="4320"/>
-          </w:tcPr>
-          <w:p>
-            <w:r>
-              <w:t>Location</w:t>
-            </w:r>
-          </w:p>
-        </w:tc>
-        <w:tc>
-          <w:tcPr>
-            <w:tcW w:type="dxa" w:w="4320"/>
-          </w:tcPr>
-          <w:p>
-            <w:r>
-              <w:t>Fremont</w:t>
-            </w:r>
-          </w:p>
-        </w:tc>
-      </w:tr>
-      <w:tr>
-        <w:tc>
-          <w:tcPr>
-            <w:tcW w:type="dxa" w:w="4320"/>
-          </w:tcPr>
-          <w:p>
-            <w:r>
-              <w:t>Last Modified</w:t>
-            </w:r>
-          </w:p>
-        </w:tc>
-        <w:tc>
-          <w:tcPr>
-            <w:tcW w:type="dxa" w:w="4320"/>
-          </w:tcPr>
-          <w:p>
-            <w:r>
-              <w:t>2025-02-07</w:t>
-            </w:r>
-          </w:p>
-        </w:tc>
-      </w:tr>
-    </w:tbl>
-    <w:p/>
-    <w:p>
-      <w:pPr>
-        <w:pStyle w:val="Heading2"/>
-      </w:pPr>
-      <w:r>
-        <w:t>Specification</w:t>
+        <w:t>Page 1</w:t>
       </w:r>
     </w:p>
     <w:p>
       <w:r>
-        <w:t>Design Specification: HRIS Onboarding Module</w:t>
+        <w:t>Section 1: Customer escalation analysis. EMP034 contributes to ast emp034 03 through recurring collaboration, clear ownership boundaries, and measurable outcomes. The team captures decisions, open issues, and handoffs so that knowledge remains discoverable for future programs.</w:t>
       </w:r>
     </w:p>
     <w:p>
       <w:r>
-        <w:t>Version: 2.1</w:t>
+        <w:t>Section 2: Automation backlog refinement. EMP034 contributes to ast emp034 03 through recurring collaboration, clear ownership boundaries, and measurable outcomes. The team captures decisions, open issues, and handoffs so that knowledge remains discoverable for future programs.</w:t>
       </w:r>
     </w:p>
     <w:p>
       <w:r>
-        <w:t>This specification describes the digital onboarding workflow integration between the HRIS platform and Azure Active Directory. New hire provisioning is triggered upon signed offer acceptance. The SLA for account creation is 4 business hours.</w:t>
+        <w:t>Section 3: Department KPI performance. EMP034 contributes to ast emp034 03 through recurring collaboration, clear ownership boundaries, and measurable outcomes. The team captures decisions, open issues, and handoffs so that knowledge remains discoverable for future programs.</w:t>
+      </w:r>
+    </w:p>
+    <w:p>
+      <w:r>
+        <w:t>Section 4: Fabric semantic model planning. EMP034 contributes to ast emp034 03 through recurring collaboration, clear ownership boundaries, and measurable outcomes. The team captures decisions, open issues, and handoffs so that knowledge remains discoverable for future programs.</w:t>
+      </w:r>
+    </w:p>
+    <w:p>
+      <w:r>
+        <w:br w:type="page"/>
       </w:r>
     </w:p>
     <w:p>
@@ -149,12 +48,60 @@
         <w:pStyle w:val="Heading2"/>
       </w:pPr>
       <w:r>
-        <w:t>Author Competencies</w:t>
+        <w:t>Page 2</w:t>
       </w:r>
     </w:p>
     <w:p>
       <w:r>
-        <w:t>Python, Ontology, SQL, Kusto</w:t>
+        <w:t>Section 1: Knowledge transfer and onboarding. EMP034 contributes to ast emp034 03 through recurring collaboration, clear ownership boundaries, and measurable outcomes. The team captures decisions, open issues, and handoffs so that knowledge remains discoverable for future programs.</w:t>
+      </w:r>
+    </w:p>
+    <w:p>
+      <w:r>
+        <w:t>Section 2: Department KPI performance. EMP034 contributes to ast emp034 03 through recurring collaboration, clear ownership boundaries, and measurable outcomes. The team captures decisions, open issues, and handoffs so that knowledge remains discoverable for future programs.</w:t>
+      </w:r>
+    </w:p>
+    <w:p>
+      <w:r>
+        <w:t>Section 3: Data quality remediation. EMP034 contributes to ast emp034 03 through recurring collaboration, clear ownership boundaries, and measurable outcomes. The team captures decisions, open issues, and handoffs so that knowledge remains discoverable for future programs.</w:t>
+      </w:r>
+    </w:p>
+    <w:p>
+      <w:r>
+        <w:t>Section 4: Customer escalation analysis. EMP034 contributes to ast emp034 03 through recurring collaboration, clear ownership boundaries, and measurable outcomes. The team captures decisions, open issues, and handoffs so that knowledge remains discoverable for future programs.</w:t>
+      </w:r>
+    </w:p>
+    <w:p>
+      <w:r>
+        <w:br w:type="page"/>
+      </w:r>
+    </w:p>
+    <w:p>
+      <w:pPr>
+        <w:pStyle w:val="Heading2"/>
+      </w:pPr>
+      <w:r>
+        <w:t>Page 3</w:t>
+      </w:r>
+    </w:p>
+    <w:p>
+      <w:r>
+        <w:t>Section 1: Customer escalation analysis. EMP034 contributes to ast emp034 03 through recurring collaboration, clear ownership boundaries, and measurable outcomes. The team captures decisions, open issues, and handoffs so that knowledge remains discoverable for future programs.</w:t>
+      </w:r>
+    </w:p>
+    <w:p>
+      <w:r>
+        <w:t>Section 2: Knowledge transfer and onboarding. EMP034 contributes to ast emp034 03 through recurring collaboration, clear ownership boundaries, and measurable outcomes. The team captures decisions, open issues, and handoffs so that knowledge remains discoverable for future programs.</w:t>
+      </w:r>
+    </w:p>
+    <w:p>
+      <w:r>
+        <w:t>Section 3: Customer escalation analysis. EMP034 contributes to ast emp034 03 through recurring collaboration, clear ownership boundaries, and measurable outcomes. The team captures decisions, open issues, and handoffs so that knowledge remains discoverable for future programs.</w:t>
+      </w:r>
+    </w:p>
+    <w:p>
+      <w:r>
+        <w:t>Section 4: Data quality remediation. EMP034 contributes to ast emp034 03 through recurring collaboration, clear ownership boundaries, and measurable outcomes. The team captures decisions, open issues, and handoffs so that knowledge remains discoverable for future programs.</w:t>
       </w:r>
     </w:p>
     <w:sectPr>
